--- a/public/resume/generated/rahul-mitra-highlights-2026-11.docx
+++ b/public/resume/generated/rahul-mitra-highlights-2026-11.docx
@@ -106,7 +106,7 @@
       </w:pPr>
       <w:r>
         <w:rPr>
-          <w:sz w:val="19"/>
+          <w:sz w:val="18"/>
         </w:rPr>
         <w:t xml:space="preserve"> </w:t>
       </w:r>
@@ -167,7 +167,7 @@
     <w:p>
       <w:pPr>
         <w:spacing w:before="0" w:after="0"/>
-        <w:ind w:left="780" w:hanging="119"/>
+        <w:ind w:left="780" w:hanging="113"/>
       </w:pPr>
       <w:r>
         <w:t>• Pursuing a Second Major in Computer Science and a Minor in Mathematics.</w:t>
@@ -176,7 +176,7 @@
     <w:p>
       <w:pPr>
         <w:spacing w:before="0" w:after="0"/>
-        <w:ind w:left="780" w:hanging="119"/>
+        <w:ind w:left="780" w:hanging="113"/>
       </w:pPr>
       <w:r>
         <w:t>• Awarded Certificate of Outstanding Performance in 3D Computer Vision (CS4277): top student in a class of 24, NUS School of Computing.</w:t>
@@ -188,7 +188,7 @@
       </w:pPr>
       <w:r>
         <w:rPr>
-          <w:sz w:val="19"/>
+          <w:sz w:val="18"/>
         </w:rPr>
         <w:t xml:space="preserve"> </w:t>
       </w:r>
@@ -234,7 +234,7 @@
     <w:p>
       <w:pPr>
         <w:spacing w:before="0" w:after="0"/>
-        <w:ind w:left="780" w:hanging="119"/>
+        <w:ind w:left="780" w:hanging="113"/>
       </w:pPr>
       <w:r>
         <w:t>• Design an AI-driven put-away recommendation system for STMicroelectronics' Singapore warehouse, replacing experience-based slotting with capacity-aware decisions drawn from 3 live inputs: picking history, demand forecasts, and available capacity.</w:t>
@@ -246,7 +246,7 @@
       </w:pPr>
       <w:r>
         <w:rPr>
-          <w:sz w:val="19"/>
+          <w:sz w:val="18"/>
         </w:rPr>
         <w:t xml:space="preserve"> </w:t>
       </w:r>
@@ -276,7 +276,7 @@
     <w:p>
       <w:pPr>
         <w:spacing w:before="0" w:after="0"/>
-        <w:ind w:left="780" w:hanging="119"/>
+        <w:ind w:left="780" w:hanging="113"/>
       </w:pPr>
       <w:r>
         <w:t>• Build vision systems for 3 imaging workstreams: camera ISP enhancement, super-resolution, and image restoration under motion and low light.</w:t>
@@ -288,7 +288,7 @@
       </w:pPr>
       <w:r>
         <w:rPr>
-          <w:sz w:val="19"/>
+          <w:sz w:val="18"/>
         </w:rPr>
         <w:t xml:space="preserve"> </w:t>
       </w:r>
@@ -318,7 +318,7 @@
     <w:p>
       <w:pPr>
         <w:spacing w:before="0" w:after="0"/>
-        <w:ind w:left="780" w:hanging="119"/>
+        <w:ind w:left="780" w:hanging="113"/>
       </w:pPr>
       <w:r>
         <w:t>• Assemble a 5-stage offline process-intelligence platform for globally distributed spray-drying plants: GPU OCR and layout parsing, recursive chunking, ONNX embeddings, a Chroma vector store, and LangChain over a locally hosted Gemma model.</w:t>
@@ -330,7 +330,7 @@
       </w:pPr>
       <w:r>
         <w:rPr>
-          <w:sz w:val="19"/>
+          <w:sz w:val="18"/>
         </w:rPr>
         <w:t xml:space="preserve"> </w:t>
       </w:r>
@@ -360,7 +360,7 @@
     <w:p>
       <w:pPr>
         <w:spacing w:before="0" w:after="0"/>
-        <w:ind w:left="780" w:hanging="119"/>
+        <w:ind w:left="780" w:hanging="113"/>
       </w:pPr>
       <w:r>
         <w:t>• Delivered a digital garden-plot balloting platform across admin and public frontends, backend, GIS mapping, and deployment, now production-ready for national rollout across Singapore.</w:t>
@@ -369,7 +369,7 @@
     <w:p>
       <w:pPr>
         <w:spacing w:before="0" w:after="0"/>
-        <w:ind w:left="780" w:hanging="119"/>
+        <w:ind w:left="780" w:hanging="113"/>
       </w:pPr>
       <w:r>
         <w:t>• Integrated Singpass Login (OIDC) to secure resident sign-in and Myinfo to verify identity and address, keeping garden-plot balloting fair for 150 residents signed up at release.</w:t>
@@ -378,10 +378,10 @@
     <w:p>
       <w:pPr>
         <w:spacing w:before="0" w:after="0"/>
-        <w:ind w:left="780" w:hanging="119"/>
+        <w:ind w:left="780" w:hanging="113"/>
       </w:pPr>
       <w:r>
-        <w:t>• Led deployment planning, multi-repo coordination, and stakeholder management across product, engineering, and operations, winning the S$20,000 Sparks Community Innovation Fund.</w:t>
+        <w:t>• Won a S$20,000 Sparks Community Innovation Fund award for public good initiatives, then led deployment planning, multi-repo coordination, and stakeholder management across product, engineering, and operations.</w:t>
       </w:r>
     </w:p>
     <w:p>
@@ -390,7 +390,7 @@
       </w:pPr>
       <w:r>
         <w:rPr>
-          <w:sz w:val="19"/>
+          <w:sz w:val="18"/>
         </w:rPr>
         <w:t xml:space="preserve"> </w:t>
       </w:r>
@@ -420,7 +420,7 @@
     <w:p>
       <w:pPr>
         <w:spacing w:before="0" w:after="0"/>
-        <w:ind w:left="780" w:hanging="119"/>
+        <w:ind w:left="780" w:hanging="113"/>
       </w:pPr>
       <w:r>
         <w:t>• Developed a SimPy discrete-event digital twin and OR-Tools CP-SAT solver for hybrid flow-shop scheduling, then compared 3 approaches (heuristic, MIP, and genetic algorithm) to turn production objectives and constraints into decision-ready schedules.</w:t>
@@ -429,7 +429,7 @@
     <w:p>
       <w:pPr>
         <w:spacing w:before="0" w:after="0"/>
-        <w:ind w:left="780" w:hanging="119"/>
+        <w:ind w:left="780" w:hanging="113"/>
       </w:pPr>
       <w:r>
         <w:t>• Validated a non-destructive, 15-stage changeover-data pipeline against 5 years of unseen raw data with zero execution failures across operator- and machine-generated anomalies.</w:t>
@@ -438,7 +438,7 @@
     <w:p>
       <w:pPr>
         <w:spacing w:before="0" w:after="0"/>
-        <w:ind w:left="780" w:hanging="119"/>
+        <w:ind w:left="780" w:hanging="113"/>
       </w:pPr>
       <w:r>
         <w:t>• Productionized a team-built APC simulator for live internal users on Azure App Service with Docker packaging, access restrictions, and runtime and session hardening.</w:t>
@@ -450,7 +450,7 @@
       </w:pPr>
       <w:r>
         <w:rPr>
-          <w:sz w:val="19"/>
+          <w:sz w:val="18"/>
         </w:rPr>
         <w:t xml:space="preserve"> </w:t>
       </w:r>
@@ -496,7 +496,7 @@
     <w:p>
       <w:pPr>
         <w:spacing w:before="0" w:after="0"/>
-        <w:ind w:left="780" w:hanging="119"/>
+        <w:ind w:left="780" w:hanging="113"/>
       </w:pPr>
       <w:r>
         <w:t>• Integrated SEALION embeddings, Supabase vector search, RRF routing, and scheduler-agent planning into an autonomous loop managing electricity and utility savings across multiple HDB households at once, placing top 8 of 50+ teams.</w:t>
@@ -508,7 +508,7 @@
       </w:pPr>
       <w:r>
         <w:rPr>
-          <w:sz w:val="19"/>
+          <w:sz w:val="18"/>
         </w:rPr>
         <w:t xml:space="preserve"> </w:t>
       </w:r>
@@ -554,7 +554,7 @@
     <w:p>
       <w:pPr>
         <w:spacing w:before="0" w:after="0"/>
-        <w:ind w:left="780" w:hanging="119"/>
+        <w:ind w:left="780" w:hanging="113"/>
       </w:pPr>
       <w:r>
         <w:t>• Assessed GovTech GBBP12/13, the Land Transport Authority, and 13+ other programs for SSRF, CSRF, SQL/NoSQL injection, authentication bypass, and access-control weaknesses.</w:t>
@@ -566,7 +566,7 @@
       </w:pPr>
       <w:r>
         <w:rPr>
-          <w:sz w:val="19"/>
+          <w:sz w:val="18"/>
         </w:rPr>
         <w:t xml:space="preserve"> </w:t>
       </w:r>
@@ -596,7 +596,7 @@
     <w:p>
       <w:pPr>
         <w:spacing w:before="0" w:after="0"/>
-        <w:ind w:left="780" w:hanging="119"/>
+        <w:ind w:left="780" w:hanging="113"/>
       </w:pPr>
       <w:r>
         <w:t>• Coordinate weekly senior-engagement activities, building empathy for healthcare, accessibility, and community-focused product design.</w:t>
@@ -608,7 +608,7 @@
       </w:pPr>
       <w:r>
         <w:rPr>
-          <w:sz w:val="19"/>
+          <w:sz w:val="18"/>
         </w:rPr>
         <w:t xml:space="preserve"> </w:t>
       </w:r>
@@ -642,7 +642,7 @@
         <w:spacing w:before="0" w:after="0"/>
       </w:pPr>
       <w:r>
-        <w:t>Web and Cloud: React, Next.js, Three.js, FastAPI, Flask, Docker, AWS (Fargate, Route 53), Terraform, Azure App Service, Redis, Kafka, GitHub Actions and Bitbucket CI/CD, Supabase, Singpass Login and Myinfo (OIDC), API design, GIS mapping</w:t>
+        <w:t>Web and Cloud: React, Next.js, Three.js, FastAPI, Flask, Docker, AWS (ECS Fargate, RDS, ALB, WAFv2, VPC, ECR, S3, Secrets Manager, KMS, IAM/STS OIDC, Route 53, ACM, CloudWatch, Lambda, API Gateway), Terraform, AWS SAM, Azure App Service, GitHub Actions and Bitbucket CI/CD, Supabase, Singpass Login and Myinfo (OIDC), API design, GIS mapping</w:t>
       </w:r>
     </w:p>
     <w:p>
@@ -1047,7 +1047,7 @@
     </w:pPr>
     <w:rPr>
       <w:rFonts w:ascii="Arial" w:hAnsi="Arial" w:eastAsia="Arial" w:cs="Arial"/>
-      <w:sz w:val="19"/>
+      <w:sz w:val="18"/>
     </w:rPr>
   </w:style>
   <w:style w:type="paragraph" w:styleId="Header">

--- a/public/resume/generated/rahul-mitra-highlights-2026-11.docx
+++ b/public/resume/generated/rahul-mitra-highlights-2026-11.docx
@@ -650,7 +650,7 @@
         <w:spacing w:before="0" w:after="0"/>
       </w:pPr>
       <w:r>
-        <w:t>AI and Machine Learning: RAG, AI agents, vector search, LangChain, PyTorch, ONNX, Chroma, BERT/transformer fine-tuning, model evaluation, deep RL (PPO, A2C, DDPG, DQN), CUDA/HPC on ASPIRE 2A</w:t>
+        <w:t>AI and Machine Learning: RAG, AI agents, Claude Code, ChatGPT, Codex, Gemini, ComfyUI, vector search, LangChain, PyTorch, ONNX, Chroma, BERT/transformer fine-tuning, model evaluation, deep RL (PPO, A2C, DDPG, DQN), CUDA/HPC on ASPIRE 2A</w:t>
       </w:r>
     </w:p>
     <w:p>

--- a/public/resume/generated/rahul-mitra-highlights-2026-11.docx
+++ b/public/resume/generated/rahul-mitra-highlights-2026-11.docx
@@ -438,15 +438,6 @@
     <w:p>
       <w:pPr>
         <w:spacing w:before="0" w:after="0"/>
-        <w:ind w:left="780" w:hanging="113"/>
-      </w:pPr>
-      <w:r>
-        <w:t>• Productionized a team-built APC simulator for live internal users on Azure App Service with Docker packaging, access restrictions, and runtime and session hardening.</w:t>
-      </w:r>
-    </w:p>
-    <w:p>
-      <w:pPr>
-        <w:spacing w:before="0" w:after="0"/>
       </w:pPr>
       <w:r>
         <w:rPr>
@@ -469,6 +460,48 @@
           <w:sz w:val="19"/>
         </w:rPr>
         <w:t>PROJECTS</w:t>
+      </w:r>
+    </w:p>
+    <w:p>
+      <w:pPr>
+        <w:keepNext/>
+        <w:tabs>
+          <w:tab w:pos="10466" w:val="right"/>
+        </w:tabs>
+        <w:spacing w:before="0" w:after="0"/>
+      </w:pPr>
+      <w:r>
+        <w:rPr>
+          <w:b/>
+        </w:rPr>
+        <w:t>Team Lead &amp; Finalist, Swarmline: SG Defense Tech Hackathon (1,300+ applicants)</w:t>
+      </w:r>
+      <w:r>
+        <w:rPr>
+          <w:b/>
+        </w:rPr>
+        <w:tab/>
+        <w:t>Sep 2026</w:t>
+      </w:r>
+    </w:p>
+    <w:p>
+      <w:pPr>
+        <w:spacing w:before="0" w:after="0"/>
+        <w:ind w:left="780" w:hanging="113"/>
+      </w:pPr>
+      <w:r>
+        <w:t>• Implemented a deterministic Unreal Engine 5.8 C++ simulation with Claude Code; under a ground-link jam, 30 drones confirmed all 8 walking targets in 10 of 10 seeded runs, against 2.1 for an operator-run fleet.</w:t>
+      </w:r>
+    </w:p>
+    <w:p>
+      <w:pPr>
+        <w:spacing w:before="0" w:after="0"/>
+      </w:pPr>
+      <w:r>
+        <w:rPr>
+          <w:sz w:val="18"/>
+        </w:rPr>
+        <w:t xml:space="preserve"> </w:t>
       </w:r>
     </w:p>
     <w:p>
@@ -666,7 +699,7 @@
         <w:spacing w:before="0" w:after="0"/>
       </w:pPr>
       <w:r>
-        <w:t>Certifications: NVIDIA Disaster Risk Monitoring with Satellite Imagery; Deep Reinforcement Learning Hands-On (Packt)</w:t>
+        <w:t>Certifications: NVIDIA Disaster Risk Monitoring with Satellite Imagery; Reinforcement Learning and Deep RL Python (Packt)</w:t>
       </w:r>
     </w:p>
     <w:sectPr>
